--- a/rapports/2026-06-06/EQ14/EQ14_sup_v2/DR_malforme_1_11E_11/76-23-38-42.docx
+++ b/rapports/2026-06-06/EQ14/EQ14_sup_v2/DR_malforme_1_11E_11/76-23-38-42.docx
@@ -297,7 +297,7 @@
           <w:color w:val="1F6FEB"/>
           <w:sz w:val="22"/>
         </w:rPr>
-        <w:t>⚠ INCOHÉRENCES À CORRIGER (62)</w:t>
+        <w:t>⚠ INCOHÉRENCES À CORRIGER (59)</w:t>
       </w:r>
     </w:p>
     <w:tbl>
@@ -608,7 +608,7 @@
                 <w:i w:val="0"/>
                 <w:sz w:val="16"/>
               </w:rPr>
-              <w:t>S02</w:t>
+              <w:t>S10</w:t>
               <w:br/>
             </w:r>
             <w:r>
@@ -618,7 +618,7 @@
                 <w:color w:val="64748B"/>
                 <w:sz w:val="14"/>
               </w:rPr>
-              <w:t>Éducation</w:t>
+              <w:t>Logement</w:t>
             </w:r>
           </w:p>
         </w:tc>
@@ -634,7 +634,7 @@
                 <w:color w:val="16A34A"/>
                 <w:sz w:val="16"/>
               </w:rPr>
-              <w:t>—</w:t>
+              <w:t>S04q10, S04q14</w:t>
             </w:r>
           </w:p>
         </w:tc>
@@ -665,7 +665,7 @@
                 <w:i w:val="0"/>
                 <w:sz w:val="17"/>
               </w:rPr>
-              <w:t>Incohérence!!! seulement les écoles privées paient les frais de scolarité (y compris les frais d'inscription).</w:t>
+              <w:t>Incoherence!! Au moins un membre du ménage a répondu oui à la question S04q10 ou S04q14, alors qu'aucune entreprise non agricole n'est déclarée pour le ménage.</w:t>
             </w:r>
           </w:p>
         </w:tc>
@@ -680,10 +680,10 @@
               <w:rPr>
                 <w:b/>
                 <w:i w:val="0"/>
-                <w:color w:val="DC2626"/>
+                <w:color w:val="EA580C"/>
                 <w:sz w:val="16"/>
               </w:rPr>
-              <w:t>Haute</w:t>
+              <w:t>Moyenne</w:t>
             </w:r>
           </w:p>
         </w:tc>
@@ -698,7 +698,7 @@
                 <w:i w:val="0"/>
                 <w:sz w:val="16"/>
               </w:rPr>
-              <w:t>S10</w:t>
+              <w:t>S00</w:t>
               <w:br/>
             </w:r>
             <w:r>
@@ -708,7 +708,7 @@
                 <w:color w:val="64748B"/>
                 <w:sz w:val="14"/>
               </w:rPr>
-              <w:t>Logement</w:t>
+              <w:t>Identification</w:t>
             </w:r>
           </w:p>
         </w:tc>
@@ -724,7 +724,7 @@
                 <w:color w:val="16A34A"/>
                 <w:sz w:val="16"/>
               </w:rPr>
-              <w:t>S04q10, S04q14</w:t>
+              <w:t>—</w:t>
             </w:r>
           </w:p>
         </w:tc>
@@ -755,7 +755,7 @@
                 <w:i w:val="0"/>
                 <w:sz w:val="17"/>
               </w:rPr>
-              <w:t>Incoherence!! Au moins un membre du ménage a répondu oui à la question S04q10 ou S04q14, alors qu'aucune entreprise non agricole n'est déclarée pour le ménage.</w:t>
+              <w:t>L'adresse ou la localisation du ménage doit être bien renseignée, ne doit pas contenir des numéros de téléphone et elle semble courte pour être une adresse.</w:t>
             </w:r>
           </w:p>
         </w:tc>
@@ -845,7 +845,7 @@
                 <w:i w:val="0"/>
                 <w:sz w:val="17"/>
               </w:rPr>
-              <w:t>L'adresse ou la localisation du ménage doit être bien renseignée, ne doit pas contenir des numéros de téléphone et elle semble courte pour être une adresse.</w:t>
+              <w:t>Prière de renseigner la bonne adresse.</w:t>
             </w:r>
           </w:p>
         </w:tc>
@@ -878,7 +878,7 @@
                 <w:i w:val="0"/>
                 <w:sz w:val="16"/>
               </w:rPr>
-              <w:t>S00</w:t>
+              <w:t>S01</w:t>
               <w:br/>
             </w:r>
             <w:r>
@@ -888,7 +888,7 @@
                 <w:color w:val="64748B"/>
                 <w:sz w:val="14"/>
               </w:rPr>
-              <w:t>Identification</w:t>
+              <w:t>Démographie</w:t>
             </w:r>
           </w:p>
         </w:tc>
@@ -904,7 +904,7 @@
                 <w:color w:val="16A34A"/>
                 <w:sz w:val="16"/>
               </w:rPr>
-              <w:t>—</w:t>
+              <w:t>s01q10_1</w:t>
             </w:r>
           </w:p>
         </w:tc>
@@ -935,7 +935,7 @@
                 <w:i w:val="0"/>
                 <w:sz w:val="17"/>
               </w:rPr>
-              <w:t>Prière de renseigner la bonne adresse.</w:t>
+              <w:t>La taille du ménage lors de l'enquête principale (5) de ce ménage est inférieur à la taille du denombrement (6), prière de fournir des explications concrètes ou aller revisiter le ménage.</w:t>
             </w:r>
           </w:p>
         </w:tc>
@@ -994,7 +994,7 @@
                 <w:color w:val="16A34A"/>
                 <w:sz w:val="16"/>
               </w:rPr>
-              <w:t>s01q10_1</w:t>
+              <w:t>—</w:t>
             </w:r>
           </w:p>
         </w:tc>
@@ -1025,7 +1025,7 @@
                 <w:i w:val="0"/>
                 <w:sz w:val="17"/>
               </w:rPr>
-              <w:t>La taille du ménage lors de l'enquête principale (5) de ce ménage est inférieur à la taille du denombrement (6), prière de fournir des explications concrètes ou aller revisiter le ménage.</w:t>
+              <w:t>La dépense de communication de ce ménage est nulle, c'est-à-dire aucun membre n'a dépensé de cartes prépayées, les transferts de crédit, les abonnements et les recharges internet ou de forfaits de données mobiles(hors appels vocaux) au cours de 30 derniers jours.</w:t>
             </w:r>
           </w:p>
         </w:tc>
@@ -1115,277 +1115,7 @@
                 <w:i w:val="0"/>
                 <w:sz w:val="17"/>
               </w:rPr>
-              <w:t>La dépense de communication de ce ménage est nulle, c'est-à-dire aucun membre n'a dépensé de cartes prépayées, les transferts de crédit, les abonnements et les recharges internet ou de forfaits de données mobiles(hors appels vocaux) au cours de 30 derniers jours.</w:t>
-            </w:r>
-          </w:p>
-        </w:tc>
-      </w:tr>
-      <w:tr>
-        <w:tc>
-          <w:tcPr>
-            <w:tcW w:type="dxa" w:w="964"/>
-          </w:tcPr>
-          <w:p>
-            <w:r>
-              <w:rPr>
-                <w:b/>
-                <w:i w:val="0"/>
-                <w:color w:val="EA580C"/>
-                <w:sz w:val="16"/>
-              </w:rPr>
-              <w:t>Moyenne</w:t>
-            </w:r>
-          </w:p>
-        </w:tc>
-        <w:tc>
-          <w:tcPr>
-            <w:tcW w:type="dxa" w:w="1247"/>
-          </w:tcPr>
-          <w:p>
-            <w:r>
-              <w:rPr>
-                <w:b/>
-                <w:i w:val="0"/>
-                <w:sz w:val="16"/>
-              </w:rPr>
-              <w:t>S01</w:t>
-              <w:br/>
-            </w:r>
-            <w:r>
-              <w:rPr>
-                <w:b w:val="0"/>
-                <w:i w:val="0"/>
-                <w:color w:val="64748B"/>
-                <w:sz w:val="14"/>
-              </w:rPr>
-              <w:t>Démographie</w:t>
-            </w:r>
-          </w:p>
-        </w:tc>
-        <w:tc>
-          <w:tcPr>
-            <w:tcW w:type="dxa" w:w="1531"/>
-          </w:tcPr>
-          <w:p>
-            <w:r>
-              <w:rPr>
-                <w:b/>
-                <w:i w:val="0"/>
-                <w:color w:val="16A34A"/>
-                <w:sz w:val="16"/>
-              </w:rPr>
-              <w:t>—</w:t>
-            </w:r>
-          </w:p>
-        </w:tc>
-        <w:tc>
-          <w:tcPr>
-            <w:tcW w:type="dxa" w:w="1191"/>
-          </w:tcPr>
-          <w:p>
-            <w:r>
-              <w:rPr>
-                <w:b w:val="0"/>
-                <w:i w:val="0"/>
-                <w:color w:val="64748B"/>
-                <w:sz w:val="16"/>
-              </w:rPr>
-              <w:t>GT-CQ</w:t>
-            </w:r>
-          </w:p>
-        </w:tc>
-        <w:tc>
-          <w:tcPr>
-            <w:tcW w:type="dxa" w:w="4706"/>
-          </w:tcPr>
-          <w:p>
-            <w:r>
-              <w:rPr>
-                <w:b w:val="0"/>
-                <w:i w:val="0"/>
-                <w:sz w:val="17"/>
-              </w:rPr>
               <w:t>Prière de corriger cette information auprès de l'enquêté ou founir d'explication auprès du QG</w:t>
-            </w:r>
-          </w:p>
-        </w:tc>
-      </w:tr>
-      <w:tr>
-        <w:tc>
-          <w:tcPr>
-            <w:tcW w:type="dxa" w:w="964"/>
-          </w:tcPr>
-          <w:p>
-            <w:r>
-              <w:rPr>
-                <w:b/>
-                <w:i w:val="0"/>
-                <w:color w:val="EA580C"/>
-                <w:sz w:val="16"/>
-              </w:rPr>
-              <w:t>Moyenne</w:t>
-            </w:r>
-          </w:p>
-        </w:tc>
-        <w:tc>
-          <w:tcPr>
-            <w:tcW w:type="dxa" w:w="1247"/>
-          </w:tcPr>
-          <w:p>
-            <w:r>
-              <w:rPr>
-                <w:b/>
-                <w:i w:val="0"/>
-                <w:sz w:val="16"/>
-              </w:rPr>
-              <w:t>S02</w:t>
-              <w:br/>
-            </w:r>
-            <w:r>
-              <w:rPr>
-                <w:b w:val="0"/>
-                <w:i w:val="0"/>
-                <w:color w:val="64748B"/>
-                <w:sz w:val="14"/>
-              </w:rPr>
-              <w:t>Éducation</w:t>
-            </w:r>
-          </w:p>
-        </w:tc>
-        <w:tc>
-          <w:tcPr>
-            <w:tcW w:type="dxa" w:w="1531"/>
-          </w:tcPr>
-          <w:p>
-            <w:r>
-              <w:rPr>
-                <w:b/>
-                <w:i w:val="0"/>
-                <w:color w:val="16A34A"/>
-                <w:sz w:val="16"/>
-              </w:rPr>
-              <w:t>—</w:t>
-            </w:r>
-          </w:p>
-        </w:tc>
-        <w:tc>
-          <w:tcPr>
-            <w:tcW w:type="dxa" w:w="1191"/>
-          </w:tcPr>
-          <w:p>
-            <w:r>
-              <w:rPr>
-                <w:b w:val="0"/>
-                <w:i w:val="0"/>
-                <w:color w:val="64748B"/>
-                <w:sz w:val="16"/>
-              </w:rPr>
-              <w:t>GT-CQ</w:t>
-            </w:r>
-          </w:p>
-        </w:tc>
-        <w:tc>
-          <w:tcPr>
-            <w:tcW w:type="dxa" w:w="4706"/>
-          </w:tcPr>
-          <w:p>
-            <w:r>
-              <w:rPr>
-                <w:b w:val="0"/>
-                <w:i w:val="0"/>
-                <w:sz w:val="17"/>
-              </w:rPr>
-              <w:t>veuillez, s'il vous plait, confirmer les frais de scolarité ( 1500 FCFA) payée de AISSATA TOURE avec le QG ou apporter les corrections nécessaires.</w:t>
-            </w:r>
-          </w:p>
-        </w:tc>
-      </w:tr>
-      <w:tr>
-        <w:tc>
-          <w:tcPr>
-            <w:tcW w:type="dxa" w:w="964"/>
-          </w:tcPr>
-          <w:p>
-            <w:r>
-              <w:rPr>
-                <w:b/>
-                <w:i w:val="0"/>
-                <w:color w:val="EA580C"/>
-                <w:sz w:val="16"/>
-              </w:rPr>
-              <w:t>Moyenne</w:t>
-            </w:r>
-          </w:p>
-        </w:tc>
-        <w:tc>
-          <w:tcPr>
-            <w:tcW w:type="dxa" w:w="1247"/>
-          </w:tcPr>
-          <w:p>
-            <w:r>
-              <w:rPr>
-                <w:b/>
-                <w:i w:val="0"/>
-                <w:sz w:val="16"/>
-              </w:rPr>
-              <w:t>S02</w:t>
-              <w:br/>
-            </w:r>
-            <w:r>
-              <w:rPr>
-                <w:b w:val="0"/>
-                <w:i w:val="0"/>
-                <w:color w:val="64748B"/>
-                <w:sz w:val="14"/>
-              </w:rPr>
-              <w:t>Éducation</w:t>
-            </w:r>
-          </w:p>
-        </w:tc>
-        <w:tc>
-          <w:tcPr>
-            <w:tcW w:type="dxa" w:w="1531"/>
-          </w:tcPr>
-          <w:p>
-            <w:r>
-              <w:rPr>
-                <w:b/>
-                <w:i w:val="0"/>
-                <w:color w:val="16A34A"/>
-                <w:sz w:val="16"/>
-              </w:rPr>
-              <w:t>—</w:t>
-            </w:r>
-          </w:p>
-        </w:tc>
-        <w:tc>
-          <w:tcPr>
-            <w:tcW w:type="dxa" w:w="1191"/>
-          </w:tcPr>
-          <w:p>
-            <w:r>
-              <w:rPr>
-                <w:b w:val="0"/>
-                <w:i w:val="0"/>
-                <w:color w:val="64748B"/>
-                <w:sz w:val="16"/>
-              </w:rPr>
-              <w:t>GT-CQ</w:t>
-            </w:r>
-          </w:p>
-        </w:tc>
-        <w:tc>
-          <w:tcPr>
-            <w:tcW w:type="dxa" w:w="4706"/>
-          </w:tcPr>
-          <w:p>
-            <w:r>
-              <w:rPr>
-                <w:b w:val="0"/>
-                <w:i w:val="0"/>
-                <w:sz w:val="17"/>
-              </w:rPr>
-              <w:t>veuillez, s'il vous plait, confirmer les frais de scolarité ( 1500 FCFA) payée de COUMBA TOURE avec le QG ou apporter les corrections nécessaires.</w:t>
             </w:r>
           </w:p>
         </w:tc>
